--- a/Ulearn me.docx
+++ b/Ulearn me.docx
@@ -4,31 +4,51 @@
   <w:body>
     <w:p>
       <w:r>
-        <w:t>Необходимо решить задачи из курса</w:t>
+        <w:t>Необходимо</w:t>
+      </w:r>
+      <w:r>
+        <w:t>:</w:t>
+      </w:r>
+    </w:p>
+    <w:p>
+      <w:pPr>
+        <w:pStyle w:val="a6"/>
+        <w:numPr>
+          <w:ilvl w:val="0"/>
+          <w:numId w:val="2"/>
+        </w:numPr>
+      </w:pPr>
+      <w:r>
+        <w:t>просмотреть теорию</w:t>
       </w:r>
       <w:r>
         <w:rPr>
           <w:lang w:val="en-US"/>
         </w:rPr>
-        <w:t xml:space="preserve"> (</w:t>
-      </w:r>
-      <w:r>
-        <w:t>не менее 1 задачи в блоке</w:t>
-      </w:r>
-      <w:bookmarkStart w:id="0" w:name="_GoBack"/>
-      <w:bookmarkEnd w:id="0"/>
-      <w:r>
-        <w:rPr>
-          <w:lang w:val="en-US"/>
-        </w:rPr>
-        <w:t>)</w:t>
-      </w:r>
-      <w:r>
-        <w:t>:</w:t>
+        <w:t>;</w:t>
       </w:r>
     </w:p>
     <w:p>
-      <w:hyperlink r:id="rId4" w:history="1">
+      <w:pPr>
+        <w:pStyle w:val="a6"/>
+        <w:numPr>
+          <w:ilvl w:val="0"/>
+          <w:numId w:val="2"/>
+        </w:numPr>
+      </w:pPr>
+      <w:r>
+        <w:t>решить задачи</w:t>
+      </w:r>
+      <w:r>
+        <w:t xml:space="preserve"> (оцениваемые 10 баллами и более)</w:t>
+      </w:r>
+      <w:r>
+        <w:t xml:space="preserve"> из курса</w:t>
+      </w:r>
+      <w:r>
+        <w:t xml:space="preserve"> </w:t>
+      </w:r>
+      <w:hyperlink r:id="rId5" w:history="1">
         <w:r>
           <w:rPr>
             <w:rStyle w:val="a5"/>
@@ -36,8 +56,49 @@
           <w:t>https://ulearn.me/Course/cs2</w:t>
         </w:r>
       </w:hyperlink>
-      <w:r>
-        <w:t xml:space="preserve"> </w:t>
+    </w:p>
+    <w:p>
+      <w:r>
+        <w:t>Для оценки</w:t>
+      </w:r>
+      <w:r>
+        <w:t>:</w:t>
+      </w:r>
+    </w:p>
+    <w:p>
+      <w:pPr>
+        <w:pStyle w:val="a6"/>
+        <w:numPr>
+          <w:ilvl w:val="0"/>
+          <w:numId w:val="1"/>
+        </w:numPr>
+      </w:pPr>
+      <w:r>
+        <w:t>отлично: 8 задач (4 если вы призер олимпиад)</w:t>
+      </w:r>
+    </w:p>
+    <w:p>
+      <w:pPr>
+        <w:pStyle w:val="a6"/>
+        <w:numPr>
+          <w:ilvl w:val="0"/>
+          <w:numId w:val="1"/>
+        </w:numPr>
+      </w:pPr>
+      <w:r>
+        <w:t>хорошо: 6 задач</w:t>
+      </w:r>
+    </w:p>
+    <w:p>
+      <w:pPr>
+        <w:pStyle w:val="a6"/>
+        <w:numPr>
+          <w:ilvl w:val="0"/>
+          <w:numId w:val="1"/>
+        </w:numPr>
+      </w:pPr>
+      <w:r>
+        <w:t>удовлетворительно: 4 задачи</w:t>
       </w:r>
     </w:p>
     <w:p>
@@ -48,8 +109,8 @@
         </w:rPr>
         <w:drawing>
           <wp:inline distT="0" distB="0" distL="0" distR="0">
-            <wp:extent cx="2409825" cy="8077200"/>
-            <wp:effectExtent l="0" t="0" r="9525" b="0"/>
+            <wp:extent cx="1847850" cy="6193584"/>
+            <wp:effectExtent l="0" t="0" r="0" b="0"/>
             <wp:docPr id="1" name="Рисунок 1"/>
             <wp:cNvGraphicFramePr>
               <a:graphicFrameLocks xmlns:a="http://schemas.openxmlformats.org/drawingml/2006/main" noChangeAspect="1"/>
@@ -64,7 +125,7 @@
                     </pic:cNvPicPr>
                   </pic:nvPicPr>
                   <pic:blipFill>
-                    <a:blip r:embed="rId5">
+                    <a:blip r:embed="rId6">
                       <a:extLst>
                         <a:ext uri="{28A0092B-C50C-407E-A947-70E740481C1C}">
                           <a14:useLocalDpi xmlns:a14="http://schemas.microsoft.com/office/drawing/2010/main" val="0"/>
@@ -79,7 +140,7 @@
                   <pic:spPr bwMode="auto">
                     <a:xfrm>
                       <a:off x="0" y="0"/>
-                      <a:ext cx="2409825" cy="8077200"/>
+                      <a:ext cx="1859414" cy="6232344"/>
                     </a:xfrm>
                     <a:prstGeom prst="rect">
                       <a:avLst/>
@@ -95,6 +156,8 @@
           </wp:inline>
         </w:drawing>
       </w:r>
+      <w:bookmarkStart w:id="0" w:name="_GoBack"/>
+      <w:bookmarkEnd w:id="0"/>
     </w:p>
     <w:sectPr>
       <w:pgSz w:w="11906" w:h="16838"/>
@@ -104,6 +167,243 @@
     </w:sectPr>
   </w:body>
 </w:document>
+</file>
+
+<file path=word/numbering.xml><?xml version="1.0" encoding="utf-8"?>
+<w:numbering xmlns:wpc="http://schemas.microsoft.com/office/word/2010/wordprocessingCanvas" xmlns:mc="http://schemas.openxmlformats.org/markup-compatibility/2006" xmlns:o="urn:schemas-microsoft-com:office:office" xmlns:r="http://schemas.openxmlformats.org/officeDocument/2006/relationships" xmlns:m="http://schemas.openxmlformats.org/officeDocument/2006/math" xmlns:v="urn:schemas-microsoft-com:vml" xmlns:wp14="http://schemas.microsoft.com/office/word/2010/wordprocessingDrawing" xmlns:wp="http://schemas.openxmlformats.org/drawingml/2006/wordprocessingDrawing" xmlns:w10="urn:schemas-microsoft-com:office:word" xmlns:w="http://schemas.openxmlformats.org/wordprocessingml/2006/main" xmlns:w14="http://schemas.microsoft.com/office/word/2010/wordml" xmlns:w15="http://schemas.microsoft.com/office/word/2012/wordml" xmlns:wpg="http://schemas.microsoft.com/office/word/2010/wordprocessingGroup" xmlns:wpi="http://schemas.microsoft.com/office/word/2010/wordprocessingInk" xmlns:wne="http://schemas.microsoft.com/office/word/2006/wordml" xmlns:wps="http://schemas.microsoft.com/office/word/2010/wordprocessingShape" mc:Ignorable="w14 w15 wp14">
+  <w:abstractNum w:abstractNumId="0">
+    <w:nsid w:val="02CB4E6B"/>
+    <w:multiLevelType w:val="hybridMultilevel"/>
+    <w:tmpl w:val="5ABE9140"/>
+    <w:lvl w:ilvl="0" w:tplc="04190001">
+      <w:start w:val="1"/>
+      <w:numFmt w:val="bullet"/>
+      <w:lvlText w:val=""/>
+      <w:lvlJc w:val="left"/>
+      <w:pPr>
+        <w:ind w:left="720" w:hanging="360"/>
+      </w:pPr>
+      <w:rPr>
+        <w:rFonts w:ascii="Symbol" w:hAnsi="Symbol" w:hint="default"/>
+      </w:rPr>
+    </w:lvl>
+    <w:lvl w:ilvl="1" w:tplc="04190003" w:tentative="1">
+      <w:start w:val="1"/>
+      <w:numFmt w:val="bullet"/>
+      <w:lvlText w:val="o"/>
+      <w:lvlJc w:val="left"/>
+      <w:pPr>
+        <w:ind w:left="1440" w:hanging="360"/>
+      </w:pPr>
+      <w:rPr>
+        <w:rFonts w:ascii="Courier New" w:hAnsi="Courier New" w:cs="Courier New" w:hint="default"/>
+      </w:rPr>
+    </w:lvl>
+    <w:lvl w:ilvl="2" w:tplc="04190005" w:tentative="1">
+      <w:start w:val="1"/>
+      <w:numFmt w:val="bullet"/>
+      <w:lvlText w:val=""/>
+      <w:lvlJc w:val="left"/>
+      <w:pPr>
+        <w:ind w:left="2160" w:hanging="360"/>
+      </w:pPr>
+      <w:rPr>
+        <w:rFonts w:ascii="Wingdings" w:hAnsi="Wingdings" w:hint="default"/>
+      </w:rPr>
+    </w:lvl>
+    <w:lvl w:ilvl="3" w:tplc="04190001" w:tentative="1">
+      <w:start w:val="1"/>
+      <w:numFmt w:val="bullet"/>
+      <w:lvlText w:val=""/>
+      <w:lvlJc w:val="left"/>
+      <w:pPr>
+        <w:ind w:left="2880" w:hanging="360"/>
+      </w:pPr>
+      <w:rPr>
+        <w:rFonts w:ascii="Symbol" w:hAnsi="Symbol" w:hint="default"/>
+      </w:rPr>
+    </w:lvl>
+    <w:lvl w:ilvl="4" w:tplc="04190003" w:tentative="1">
+      <w:start w:val="1"/>
+      <w:numFmt w:val="bullet"/>
+      <w:lvlText w:val="o"/>
+      <w:lvlJc w:val="left"/>
+      <w:pPr>
+        <w:ind w:left="3600" w:hanging="360"/>
+      </w:pPr>
+      <w:rPr>
+        <w:rFonts w:ascii="Courier New" w:hAnsi="Courier New" w:cs="Courier New" w:hint="default"/>
+      </w:rPr>
+    </w:lvl>
+    <w:lvl w:ilvl="5" w:tplc="04190005" w:tentative="1">
+      <w:start w:val="1"/>
+      <w:numFmt w:val="bullet"/>
+      <w:lvlText w:val=""/>
+      <w:lvlJc w:val="left"/>
+      <w:pPr>
+        <w:ind w:left="4320" w:hanging="360"/>
+      </w:pPr>
+      <w:rPr>
+        <w:rFonts w:ascii="Wingdings" w:hAnsi="Wingdings" w:hint="default"/>
+      </w:rPr>
+    </w:lvl>
+    <w:lvl w:ilvl="6" w:tplc="04190001" w:tentative="1">
+      <w:start w:val="1"/>
+      <w:numFmt w:val="bullet"/>
+      <w:lvlText w:val=""/>
+      <w:lvlJc w:val="left"/>
+      <w:pPr>
+        <w:ind w:left="5040" w:hanging="360"/>
+      </w:pPr>
+      <w:rPr>
+        <w:rFonts w:ascii="Symbol" w:hAnsi="Symbol" w:hint="default"/>
+      </w:rPr>
+    </w:lvl>
+    <w:lvl w:ilvl="7" w:tplc="04190003" w:tentative="1">
+      <w:start w:val="1"/>
+      <w:numFmt w:val="bullet"/>
+      <w:lvlText w:val="o"/>
+      <w:lvlJc w:val="left"/>
+      <w:pPr>
+        <w:ind w:left="5760" w:hanging="360"/>
+      </w:pPr>
+      <w:rPr>
+        <w:rFonts w:ascii="Courier New" w:hAnsi="Courier New" w:cs="Courier New" w:hint="default"/>
+      </w:rPr>
+    </w:lvl>
+    <w:lvl w:ilvl="8" w:tplc="04190005" w:tentative="1">
+      <w:start w:val="1"/>
+      <w:numFmt w:val="bullet"/>
+      <w:lvlText w:val=""/>
+      <w:lvlJc w:val="left"/>
+      <w:pPr>
+        <w:ind w:left="6480" w:hanging="360"/>
+      </w:pPr>
+      <w:rPr>
+        <w:rFonts w:ascii="Wingdings" w:hAnsi="Wingdings" w:hint="default"/>
+      </w:rPr>
+    </w:lvl>
+  </w:abstractNum>
+  <w:abstractNum w:abstractNumId="1">
+    <w:nsid w:val="436A0E6B"/>
+    <w:multiLevelType w:val="hybridMultilevel"/>
+    <w:tmpl w:val="BB52E40A"/>
+    <w:lvl w:ilvl="0" w:tplc="04190001">
+      <w:start w:val="1"/>
+      <w:numFmt w:val="bullet"/>
+      <w:lvlText w:val=""/>
+      <w:lvlJc w:val="left"/>
+      <w:pPr>
+        <w:ind w:left="720" w:hanging="360"/>
+      </w:pPr>
+      <w:rPr>
+        <w:rFonts w:ascii="Symbol" w:hAnsi="Symbol" w:hint="default"/>
+      </w:rPr>
+    </w:lvl>
+    <w:lvl w:ilvl="1" w:tplc="04190003" w:tentative="1">
+      <w:start w:val="1"/>
+      <w:numFmt w:val="bullet"/>
+      <w:lvlText w:val="o"/>
+      <w:lvlJc w:val="left"/>
+      <w:pPr>
+        <w:ind w:left="1440" w:hanging="360"/>
+      </w:pPr>
+      <w:rPr>
+        <w:rFonts w:ascii="Courier New" w:hAnsi="Courier New" w:cs="Courier New" w:hint="default"/>
+      </w:rPr>
+    </w:lvl>
+    <w:lvl w:ilvl="2" w:tplc="04190005" w:tentative="1">
+      <w:start w:val="1"/>
+      <w:numFmt w:val="bullet"/>
+      <w:lvlText w:val=""/>
+      <w:lvlJc w:val="left"/>
+      <w:pPr>
+        <w:ind w:left="2160" w:hanging="360"/>
+      </w:pPr>
+      <w:rPr>
+        <w:rFonts w:ascii="Wingdings" w:hAnsi="Wingdings" w:hint="default"/>
+      </w:rPr>
+    </w:lvl>
+    <w:lvl w:ilvl="3" w:tplc="04190001" w:tentative="1">
+      <w:start w:val="1"/>
+      <w:numFmt w:val="bullet"/>
+      <w:lvlText w:val=""/>
+      <w:lvlJc w:val="left"/>
+      <w:pPr>
+        <w:ind w:left="2880" w:hanging="360"/>
+      </w:pPr>
+      <w:rPr>
+        <w:rFonts w:ascii="Symbol" w:hAnsi="Symbol" w:hint="default"/>
+      </w:rPr>
+    </w:lvl>
+    <w:lvl w:ilvl="4" w:tplc="04190003" w:tentative="1">
+      <w:start w:val="1"/>
+      <w:numFmt w:val="bullet"/>
+      <w:lvlText w:val="o"/>
+      <w:lvlJc w:val="left"/>
+      <w:pPr>
+        <w:ind w:left="3600" w:hanging="360"/>
+      </w:pPr>
+      <w:rPr>
+        <w:rFonts w:ascii="Courier New" w:hAnsi="Courier New" w:cs="Courier New" w:hint="default"/>
+      </w:rPr>
+    </w:lvl>
+    <w:lvl w:ilvl="5" w:tplc="04190005" w:tentative="1">
+      <w:start w:val="1"/>
+      <w:numFmt w:val="bullet"/>
+      <w:lvlText w:val=""/>
+      <w:lvlJc w:val="left"/>
+      <w:pPr>
+        <w:ind w:left="4320" w:hanging="360"/>
+      </w:pPr>
+      <w:rPr>
+        <w:rFonts w:ascii="Wingdings" w:hAnsi="Wingdings" w:hint="default"/>
+      </w:rPr>
+    </w:lvl>
+    <w:lvl w:ilvl="6" w:tplc="04190001" w:tentative="1">
+      <w:start w:val="1"/>
+      <w:numFmt w:val="bullet"/>
+      <w:lvlText w:val=""/>
+      <w:lvlJc w:val="left"/>
+      <w:pPr>
+        <w:ind w:left="5040" w:hanging="360"/>
+      </w:pPr>
+      <w:rPr>
+        <w:rFonts w:ascii="Symbol" w:hAnsi="Symbol" w:hint="default"/>
+      </w:rPr>
+    </w:lvl>
+    <w:lvl w:ilvl="7" w:tplc="04190003" w:tentative="1">
+      <w:start w:val="1"/>
+      <w:numFmt w:val="bullet"/>
+      <w:lvlText w:val="o"/>
+      <w:lvlJc w:val="left"/>
+      <w:pPr>
+        <w:ind w:left="5760" w:hanging="360"/>
+      </w:pPr>
+      <w:rPr>
+        <w:rFonts w:ascii="Courier New" w:hAnsi="Courier New" w:cs="Courier New" w:hint="default"/>
+      </w:rPr>
+    </w:lvl>
+    <w:lvl w:ilvl="8" w:tplc="04190005" w:tentative="1">
+      <w:start w:val="1"/>
+      <w:numFmt w:val="bullet"/>
+      <w:lvlText w:val=""/>
+      <w:lvlJc w:val="left"/>
+      <w:pPr>
+        <w:ind w:left="6480" w:hanging="360"/>
+      </w:pPr>
+      <w:rPr>
+        <w:rFonts w:ascii="Wingdings" w:hAnsi="Wingdings" w:hint="default"/>
+      </w:rPr>
+    </w:lvl>
+  </w:abstractNum>
+  <w:num w:numId="1">
+    <w:abstractNumId w:val="0"/>
+  </w:num>
+  <w:num w:numId="2">
+    <w:abstractNumId w:val="1"/>
+  </w:num>
+</w:numbering>
 </file>
 
 <file path=word/styles.xml><?xml version="1.0" encoding="utf-8"?>
@@ -574,6 +874,17 @@
       <w:u w:val="single"/>
     </w:rPr>
   </w:style>
+  <w:style w:type="paragraph" w:styleId="a6">
+    <w:name w:val="List Paragraph"/>
+    <w:basedOn w:val="a"/>
+    <w:uiPriority w:val="34"/>
+    <w:qFormat/>
+    <w:rsid w:val="00955905"/>
+    <w:pPr>
+      <w:ind w:left="720"/>
+      <w:contextualSpacing/>
+    </w:pPr>
+  </w:style>
 </w:styles>
 </file>
 
